--- a/missing_analysis/2000 missing/MAR_Analysis_Report.docx
+++ b/missing_analysis/2000 missing/MAR_Analysis_Report.docx
@@ -13,7 +13,7 @@
     </w:p>
     <w:p>
       <w:r>
-        <w:t>Generated on: 2026-04-26 18:37:56</w:t>
+        <w:t>Generated on: 2026-04-27 03:54:27</w:t>
       </w:r>
     </w:p>
     <w:p>
@@ -755,7 +755,7 @@
       <w:r>
         <w:drawing>
           <wp:inline xmlns:a="http://schemas.openxmlformats.org/drawingml/2006/main" xmlns:pic="http://schemas.openxmlformats.org/drawingml/2006/picture">
-            <wp:extent cx="5486400" cy="4579723"/>
+            <wp:extent cx="5486400" cy="4575633"/>
             <wp:docPr id="1" name="Picture 1"/>
             <wp:cNvGraphicFramePr>
               <a:graphicFrameLocks noChangeAspect="1"/>
@@ -776,7 +776,7 @@
                   <pic:spPr>
                     <a:xfrm>
                       <a:off x="0" y="0"/>
-                      <a:ext cx="5486400" cy="4579723"/>
+                      <a:ext cx="5486400" cy="4575633"/>
                     </a:xfrm>
                     <a:prstGeom prst="rect"/>
                   </pic:spPr>
